--- a/Reports/Literature_and_Reference_Log_Template.docx
+++ b/Reports/Literature_and_Reference_Log_Template.docx
@@ -233,27 +233,53 @@
             <w:tcW w:w="1340" w:type="dxa"/>
             <w:vAlign w:val="center"/>
           </w:tcPr>
-          <w:p/>
+          <w:p>
+            <w:r>
+              <w:t>Weeks 1–2</w:t>
+            </w:r>
+          </w:p>
         </w:tc>
         <w:tc>
           <w:tcPr>
             <w:tcW w:w="1282" w:type="dxa"/>
             <w:vAlign w:val="center"/>
           </w:tcPr>
-          <w:p/>
+          <w:p>
+            <w:r>
+              <w:t>June 2026</w:t>
+            </w:r>
+          </w:p>
         </w:tc>
         <w:tc>
           <w:tcPr>
             <w:tcW w:w="1314" w:type="dxa"/>
             <w:vAlign w:val="center"/>
           </w:tcPr>
-          <w:p/>
+          <w:p>
+            <w:r>
+              <w:t>Google Scholar</w:t>
+            </w:r>
+          </w:p>
         </w:tc>
         <w:tc>
           <w:tcPr>
             <w:tcW w:w="2409" w:type="dxa"/>
             <w:vAlign w:val="center"/>
           </w:tcPr>
+          <w:p>
+            <w:r>
+              <w:t>Federated Learning traffic management", "</w:t>
+            </w:r>
+            <w:proofErr w:type="spellStart"/>
+            <w:r>
+              <w:t>FedAvg</w:t>
+            </w:r>
+            <w:proofErr w:type="spellEnd"/>
+            <w:r>
+              <w:t xml:space="preserve"> decentralized learning</w:t>
+            </w:r>
+          </w:p>
+          <w:p/>
           <w:p/>
         </w:tc>
         <w:tc>
@@ -261,14 +287,22 @@
             <w:tcW w:w="1783" w:type="dxa"/>
             <w:vAlign w:val="center"/>
           </w:tcPr>
-          <w:p/>
+          <w:p>
+            <w:r>
+              <w:t>120+</w:t>
+            </w:r>
+          </w:p>
         </w:tc>
         <w:tc>
           <w:tcPr>
             <w:tcW w:w="2024" w:type="dxa"/>
             <w:vAlign w:val="center"/>
           </w:tcPr>
-          <w:p/>
+          <w:p>
+            <w:r>
+              <w:t>3</w:t>
+            </w:r>
+          </w:p>
         </w:tc>
       </w:tr>
       <w:tr>
@@ -280,42 +314,68 @@
             <w:tcW w:w="1340" w:type="dxa"/>
             <w:vAlign w:val="center"/>
           </w:tcPr>
-          <w:p/>
+          <w:p>
+            <w:r>
+              <w:t>Weeks 1–2</w:t>
+            </w:r>
+          </w:p>
         </w:tc>
         <w:tc>
           <w:tcPr>
             <w:tcW w:w="1282" w:type="dxa"/>
             <w:vAlign w:val="center"/>
           </w:tcPr>
-          <w:p/>
+          <w:p>
+            <w:r>
+              <w:t>June 2026</w:t>
+            </w:r>
+          </w:p>
         </w:tc>
         <w:tc>
           <w:tcPr>
             <w:tcW w:w="1314" w:type="dxa"/>
             <w:vAlign w:val="center"/>
           </w:tcPr>
-          <w:p/>
+          <w:p>
+            <w:proofErr w:type="spellStart"/>
+            <w:r>
+              <w:t>arXiv</w:t>
+            </w:r>
+            <w:proofErr w:type="spellEnd"/>
+          </w:p>
         </w:tc>
         <w:tc>
           <w:tcPr>
             <w:tcW w:w="2409" w:type="dxa"/>
             <w:vAlign w:val="center"/>
           </w:tcPr>
-          <w:p/>
+          <w:p>
+            <w:r>
+              <w:t>Communication-Efficient Learning of Deep Networks from Decentralized Data</w:t>
+            </w:r>
+          </w:p>
         </w:tc>
         <w:tc>
           <w:tcPr>
             <w:tcW w:w="1783" w:type="dxa"/>
             <w:vAlign w:val="center"/>
           </w:tcPr>
-          <w:p/>
+          <w:p>
+            <w:r>
+              <w:t>15</w:t>
+            </w:r>
+          </w:p>
         </w:tc>
         <w:tc>
           <w:tcPr>
             <w:tcW w:w="2024" w:type="dxa"/>
             <w:vAlign w:val="center"/>
           </w:tcPr>
-          <w:p/>
+          <w:p>
+            <w:r>
+              <w:t>1</w:t>
+            </w:r>
+          </w:p>
         </w:tc>
       </w:tr>
       <w:tr>
@@ -503,6 +563,9 @@
             <w:tcW w:w="7740" w:type="dxa"/>
           </w:tcPr>
           <w:p>
+            <w:pPr>
+              <w:spacing w:after="160" w:line="278" w:lineRule="auto"/>
+            </w:pPr>
             <w:r>
               <w:t xml:space="preserve">McMahan, H. B., Moore, E., Ramage, D., Hampson, S., &amp; </w:t>
             </w:r>
@@ -512,14 +575,20 @@
             </w:r>
             <w:proofErr w:type="spellEnd"/>
             <w:r>
-              <w:t>, B. A. (2017).</w:t>
+              <w:t xml:space="preserve">, B. A. (2017). </w:t>
+            </w:r>
+            <w:r>
+              <w:rPr>
+                <w:i/>
+                <w:iCs/>
+              </w:rPr>
+              <w:t>Communication-Efficient Learning of Deep Networks from Decentralized Data</w:t>
+            </w:r>
+            <w:r>
+              <w:t>. Proceedings of AISTATS.</w:t>
             </w:r>
           </w:p>
-          <w:p>
-            <w:r>
-              <w:t>Communication-Efficient Learning of Deep Networks from Decentralized Data.</w:t>
-            </w:r>
-          </w:p>
+          <w:p/>
         </w:tc>
       </w:tr>
       <w:tr>
@@ -545,31 +614,45 @@
             <w:tcW w:w="7740" w:type="dxa"/>
           </w:tcPr>
           <w:p>
+            <w:pPr>
+              <w:spacing w:after="160" w:line="278" w:lineRule="auto"/>
+            </w:pPr>
             <w:r>
-              <w:rPr>
-                <w:sz w:val="20"/>
-              </w:rPr>
-              <w:t xml:space="preserve">     </w:t>
+              <w:t xml:space="preserve">Introduced the </w:t>
             </w:r>
             <w:r>
               <w:rPr>
-                <w:sz w:val="20"/>
+                <w:b/>
+                <w:bCs/>
               </w:rPr>
-              <w:t>Introduced Federated Averaging (</w:t>
+              <w:t>Federated Averaging (</w:t>
             </w:r>
             <w:proofErr w:type="spellStart"/>
             <w:r>
               <w:rPr>
-                <w:sz w:val="20"/>
+                <w:b/>
+                <w:bCs/>
               </w:rPr>
               <w:t>FedAvg</w:t>
             </w:r>
             <w:proofErr w:type="spellEnd"/>
             <w:r>
               <w:rPr>
-                <w:sz w:val="20"/>
+                <w:b/>
+                <w:bCs/>
               </w:rPr>
-              <w:t>), allowing decentralized model training without sharing raw data.</w:t>
+              <w:t>)</w:t>
+            </w:r>
+            <w:r>
+              <w:t xml:space="preserve"> algorithm, enabling multiple clients to train models locally and share only model updates instead of raw data. The study demonstrated that </w:t>
+            </w:r>
+            <w:proofErr w:type="spellStart"/>
+            <w:r>
+              <w:t>FedAvg</w:t>
+            </w:r>
+            <w:proofErr w:type="spellEnd"/>
+            <w:r>
+              <w:t xml:space="preserve"> significantly reduces communication rounds while maintaining model performance.</w:t>
             </w:r>
           </w:p>
           <w:p/>
@@ -598,13 +681,97 @@
             <w:tcW w:w="7740" w:type="dxa"/>
           </w:tcPr>
           <w:p>
+            <w:pPr>
+              <w:spacing w:after="160" w:line="278" w:lineRule="auto"/>
+            </w:pPr>
             <w:r>
               <w:rPr>
                 <w:sz w:val="20"/>
               </w:rPr>
               <w:t xml:space="preserve">     </w:t>
             </w:r>
+            <w:r>
+              <w:rPr>
+                <w:b/>
+                <w:bCs/>
+              </w:rPr>
+              <w:t>Strengths:</w:t>
+            </w:r>
           </w:p>
+          <w:p>
+            <w:pPr>
+              <w:numPr>
+                <w:ilvl w:val="0"/>
+                <w:numId w:val="10"/>
+              </w:numPr>
+              <w:spacing w:after="160" w:line="278" w:lineRule="auto"/>
+            </w:pPr>
+            <w:r>
+              <w:t xml:space="preserve">Privacy-preserving learning. </w:t>
+            </w:r>
+          </w:p>
+          <w:p>
+            <w:pPr>
+              <w:numPr>
+                <w:ilvl w:val="0"/>
+                <w:numId w:val="10"/>
+              </w:numPr>
+              <w:spacing w:after="160" w:line="278" w:lineRule="auto"/>
+            </w:pPr>
+            <w:r>
+              <w:t xml:space="preserve">Communication efficient. </w:t>
+            </w:r>
+          </w:p>
+          <w:p>
+            <w:pPr>
+              <w:numPr>
+                <w:ilvl w:val="0"/>
+                <w:numId w:val="10"/>
+              </w:numPr>
+              <w:spacing w:after="160" w:line="278" w:lineRule="auto"/>
+            </w:pPr>
+            <w:r>
+              <w:t xml:space="preserve">Scalable to large numbers of clients. </w:t>
+            </w:r>
+          </w:p>
+          <w:p>
+            <w:pPr>
+              <w:spacing w:after="160" w:line="278" w:lineRule="auto"/>
+            </w:pPr>
+            <w:r>
+              <w:rPr>
+                <w:b/>
+                <w:bCs/>
+              </w:rPr>
+              <w:lastRenderedPageBreak/>
+              <w:t>Weaknesses:</w:t>
+            </w:r>
+          </w:p>
+          <w:p>
+            <w:pPr>
+              <w:numPr>
+                <w:ilvl w:val="0"/>
+                <w:numId w:val="11"/>
+              </w:numPr>
+              <w:spacing w:after="160" w:line="278" w:lineRule="auto"/>
+            </w:pPr>
+            <w:r>
+              <w:t xml:space="preserve">Sensitive to non-IID data distributions. </w:t>
+            </w:r>
+          </w:p>
+          <w:p>
+            <w:pPr>
+              <w:numPr>
+                <w:ilvl w:val="0"/>
+                <w:numId w:val="11"/>
+              </w:numPr>
+              <w:spacing w:after="160" w:line="278" w:lineRule="auto"/>
+            </w:pPr>
+            <w:r>
+              <w:t xml:space="preserve">Requires coordination during aggregation. </w:t>
+            </w:r>
+          </w:p>
+          <w:p/>
           <w:p/>
         </w:tc>
       </w:tr>
@@ -622,6 +789,7 @@
               <w:rPr>
                 <w:b/>
               </w:rPr>
+              <w:lastRenderedPageBreak/>
               <w:t>Relevance to my project</w:t>
             </w:r>
           </w:p>
@@ -631,17 +799,11 @@
             <w:tcW w:w="7740" w:type="dxa"/>
           </w:tcPr>
           <w:p>
+            <w:pPr>
+              <w:spacing w:after="160" w:line="278" w:lineRule="auto"/>
+            </w:pPr>
             <w:r>
-              <w:rPr>
-                <w:sz w:val="20"/>
-              </w:rPr>
-              <w:t xml:space="preserve">     </w:t>
-            </w:r>
-            <w:r>
-              <w:rPr>
-                <w:sz w:val="20"/>
-              </w:rPr>
-              <w:t>Forms the foundation of the Federated Learning component of this project.</w:t>
+              <w:t>Forms the foundation of the Federated Learning component used by decentralized traffic intersections.</w:t>
             </w:r>
           </w:p>
           <w:p/>
@@ -677,6 +839,14 @@
               <w:t xml:space="preserve">     </w:t>
             </w:r>
           </w:p>
+          <w:p>
+            <w:pPr>
+              <w:spacing w:after="160" w:line="278" w:lineRule="auto"/>
+            </w:pPr>
+            <w:r>
+              <w:t>Guided the implementation of Flower-based federated learning using local intersection models and global aggregation.</w:t>
+            </w:r>
+          </w:p>
           <w:p/>
         </w:tc>
       </w:tr>
@@ -692,249 +862,6 @@
           <w:sz w:val="23"/>
         </w:rPr>
         <w:t>Article Review 2</w:t>
-      </w:r>
-    </w:p>
-    <w:tbl>
-      <w:tblPr>
-        <w:tblStyle w:val="TableGrid"/>
-        <w:tblW w:w="0" w:type="auto"/>
-        <w:jc w:val="center"/>
-        <w:tblLook w:val="04A0" w:firstRow="1" w:lastRow="0" w:firstColumn="1" w:lastColumn="0" w:noHBand="0" w:noVBand="1"/>
-      </w:tblPr>
-      <w:tblGrid>
-        <w:gridCol w:w="2340"/>
-        <w:gridCol w:w="7740"/>
-      </w:tblGrid>
-      <w:tr>
-        <w:trPr>
-          <w:jc w:val="center"/>
-        </w:trPr>
-        <w:tc>
-          <w:tcPr>
-            <w:tcW w:w="2340" w:type="dxa"/>
-            <w:vAlign w:val="center"/>
-          </w:tcPr>
-          <w:p>
-            <w:r>
-              <w:rPr>
-                <w:b/>
-              </w:rPr>
-              <w:t>Reporting period</w:t>
-            </w:r>
-          </w:p>
-        </w:tc>
-        <w:tc>
-          <w:tcPr>
-            <w:tcW w:w="7740" w:type="dxa"/>
-          </w:tcPr>
-          <w:p/>
-          <w:p/>
-        </w:tc>
-      </w:tr>
-      <w:tr>
-        <w:trPr>
-          <w:trHeight w:val="376"/>
-          <w:jc w:val="center"/>
-        </w:trPr>
-        <w:tc>
-          <w:tcPr>
-            <w:tcW w:w="2340" w:type="dxa"/>
-            <w:vAlign w:val="center"/>
-          </w:tcPr>
-          <w:p>
-            <w:pPr>
-              <w:rPr>
-                <w:b/>
-              </w:rPr>
-            </w:pPr>
-            <w:r>
-              <w:rPr>
-                <w:b/>
-              </w:rPr>
-              <w:t xml:space="preserve">Article citation (author, </w:t>
-            </w:r>
-            <w:r>
-              <w:rPr>
-                <w:b/>
-              </w:rPr>
-              <w:lastRenderedPageBreak/>
-              <w:t>title, source, volume, pages, date, DOI)</w:t>
-            </w:r>
-          </w:p>
-        </w:tc>
-        <w:tc>
-          <w:tcPr>
-            <w:tcW w:w="7740" w:type="dxa"/>
-          </w:tcPr>
-          <w:p>
-            <w:r>
-              <w:lastRenderedPageBreak/>
-              <w:t>Bonawitz, K. et al. (2019).</w:t>
-            </w:r>
-          </w:p>
-          <w:p>
-            <w:r>
-              <w:lastRenderedPageBreak/>
-              <w:t>Towards Federated Learning at Scale: System Design.</w:t>
-            </w:r>
-          </w:p>
-        </w:tc>
-      </w:tr>
-      <w:tr>
-        <w:trPr>
-          <w:jc w:val="center"/>
-        </w:trPr>
-        <w:tc>
-          <w:tcPr>
-            <w:tcW w:w="2340" w:type="dxa"/>
-            <w:vAlign w:val="center"/>
-          </w:tcPr>
-          <w:p>
-            <w:r>
-              <w:rPr>
-                <w:b/>
-              </w:rPr>
-              <w:t>Key findings</w:t>
-            </w:r>
-          </w:p>
-        </w:tc>
-        <w:tc>
-          <w:tcPr>
-            <w:tcW w:w="7740" w:type="dxa"/>
-          </w:tcPr>
-          <w:p>
-            <w:r>
-              <w:rPr>
-                <w:sz w:val="20"/>
-              </w:rPr>
-              <w:t xml:space="preserve">     </w:t>
-            </w:r>
-            <w:r>
-              <w:rPr>
-                <w:sz w:val="20"/>
-              </w:rPr>
-              <w:t>Describes practical implementation of large-scale federated systems.</w:t>
-            </w:r>
-          </w:p>
-          <w:p/>
-        </w:tc>
-      </w:tr>
-      <w:tr>
-        <w:trPr>
-          <w:jc w:val="center"/>
-        </w:trPr>
-        <w:tc>
-          <w:tcPr>
-            <w:tcW w:w="2340" w:type="dxa"/>
-            <w:vAlign w:val="center"/>
-          </w:tcPr>
-          <w:p>
-            <w:r>
-              <w:rPr>
-                <w:b/>
-              </w:rPr>
-              <w:t>Strengths and weaknesses</w:t>
-            </w:r>
-          </w:p>
-        </w:tc>
-        <w:tc>
-          <w:tcPr>
-            <w:tcW w:w="7740" w:type="dxa"/>
-          </w:tcPr>
-          <w:p>
-            <w:r>
-              <w:rPr>
-                <w:sz w:val="20"/>
-              </w:rPr>
-              <w:t xml:space="preserve">     </w:t>
-            </w:r>
-          </w:p>
-          <w:p/>
-        </w:tc>
-      </w:tr>
-      <w:tr>
-        <w:trPr>
-          <w:jc w:val="center"/>
-        </w:trPr>
-        <w:tc>
-          <w:tcPr>
-            <w:tcW w:w="2340" w:type="dxa"/>
-            <w:vAlign w:val="center"/>
-          </w:tcPr>
-          <w:p>
-            <w:r>
-              <w:rPr>
-                <w:b/>
-              </w:rPr>
-              <w:t>Relevance to my project</w:t>
-            </w:r>
-          </w:p>
-        </w:tc>
-        <w:tc>
-          <w:tcPr>
-            <w:tcW w:w="7740" w:type="dxa"/>
-          </w:tcPr>
-          <w:p>
-            <w:r>
-              <w:rPr>
-                <w:sz w:val="20"/>
-              </w:rPr>
-              <w:t xml:space="preserve">     </w:t>
-            </w:r>
-          </w:p>
-          <w:p>
-            <w:r>
-              <w:t>Provides guidance for model synchronization and communication.</w:t>
-            </w:r>
-          </w:p>
-        </w:tc>
-      </w:tr>
-      <w:tr>
-        <w:trPr>
-          <w:jc w:val="center"/>
-        </w:trPr>
-        <w:tc>
-          <w:tcPr>
-            <w:tcW w:w="2340" w:type="dxa"/>
-            <w:vAlign w:val="center"/>
-          </w:tcPr>
-          <w:p>
-            <w:r>
-              <w:rPr>
-                <w:b/>
-              </w:rPr>
-              <w:t>How this paper informed my design / implementation / evaluation</w:t>
-            </w:r>
-          </w:p>
-        </w:tc>
-        <w:tc>
-          <w:tcPr>
-            <w:tcW w:w="7740" w:type="dxa"/>
-          </w:tcPr>
-          <w:p>
-            <w:r>
-              <w:rPr>
-                <w:sz w:val="20"/>
-              </w:rPr>
-              <w:t xml:space="preserve">     </w:t>
-            </w:r>
-          </w:p>
-          <w:p>
-            <w:r>
-              <w:t>Helps design communication workflow between decentralized traffic nodes.</w:t>
-            </w:r>
-          </w:p>
-        </w:tc>
-      </w:tr>
-    </w:tbl>
-    <w:p/>
-    <w:p>
-      <w:r>
-        <w:rPr>
-          <w:b/>
-          <w:sz w:val="23"/>
-        </w:rPr>
-        <w:t>Article Review 3</w:t>
       </w:r>
     </w:p>
     <w:tbl>
@@ -1139,6 +1066,218 @@
       </w:tr>
     </w:tbl>
     <w:p/>
+    <w:p>
+      <w:r>
+        <w:rPr>
+          <w:b/>
+          <w:sz w:val="23"/>
+        </w:rPr>
+        <w:t>Article Review 3</w:t>
+      </w:r>
+    </w:p>
+    <w:tbl>
+      <w:tblPr>
+        <w:tblStyle w:val="TableGrid"/>
+        <w:tblW w:w="0" w:type="auto"/>
+        <w:jc w:val="center"/>
+        <w:tblLook w:val="04A0" w:firstRow="1" w:lastRow="0" w:firstColumn="1" w:lastColumn="0" w:noHBand="0" w:noVBand="1"/>
+      </w:tblPr>
+      <w:tblGrid>
+        <w:gridCol w:w="2340"/>
+        <w:gridCol w:w="7740"/>
+      </w:tblGrid>
+      <w:tr>
+        <w:trPr>
+          <w:jc w:val="center"/>
+        </w:trPr>
+        <w:tc>
+          <w:tcPr>
+            <w:tcW w:w="2340" w:type="dxa"/>
+            <w:vAlign w:val="center"/>
+          </w:tcPr>
+          <w:p>
+            <w:r>
+              <w:rPr>
+                <w:b/>
+              </w:rPr>
+              <w:t>Reporting period</w:t>
+            </w:r>
+          </w:p>
+        </w:tc>
+        <w:tc>
+          <w:tcPr>
+            <w:tcW w:w="7740" w:type="dxa"/>
+          </w:tcPr>
+          <w:p/>
+          <w:p/>
+        </w:tc>
+      </w:tr>
+      <w:tr>
+        <w:trPr>
+          <w:trHeight w:val="376"/>
+          <w:jc w:val="center"/>
+        </w:trPr>
+        <w:tc>
+          <w:tcPr>
+            <w:tcW w:w="2340" w:type="dxa"/>
+            <w:vAlign w:val="center"/>
+          </w:tcPr>
+          <w:p>
+            <w:pPr>
+              <w:rPr>
+                <w:b/>
+              </w:rPr>
+            </w:pPr>
+            <w:r>
+              <w:rPr>
+                <w:b/>
+              </w:rPr>
+              <w:t>Article citation (author, title, source, volume, pages, date, DOI)</w:t>
+            </w:r>
+          </w:p>
+        </w:tc>
+        <w:tc>
+          <w:tcPr>
+            <w:tcW w:w="7740" w:type="dxa"/>
+          </w:tcPr>
+          <w:p/>
+        </w:tc>
+      </w:tr>
+      <w:tr>
+        <w:trPr>
+          <w:jc w:val="center"/>
+        </w:trPr>
+        <w:tc>
+          <w:tcPr>
+            <w:tcW w:w="2340" w:type="dxa"/>
+            <w:vAlign w:val="center"/>
+          </w:tcPr>
+          <w:p>
+            <w:r>
+              <w:rPr>
+                <w:b/>
+              </w:rPr>
+              <w:t>Key findings</w:t>
+            </w:r>
+          </w:p>
+        </w:tc>
+        <w:tc>
+          <w:tcPr>
+            <w:tcW w:w="7740" w:type="dxa"/>
+          </w:tcPr>
+          <w:p>
+            <w:r>
+              <w:rPr>
+                <w:sz w:val="20"/>
+              </w:rPr>
+              <w:t xml:space="preserve">     </w:t>
+            </w:r>
+          </w:p>
+          <w:p/>
+        </w:tc>
+      </w:tr>
+      <w:tr>
+        <w:trPr>
+          <w:jc w:val="center"/>
+        </w:trPr>
+        <w:tc>
+          <w:tcPr>
+            <w:tcW w:w="2340" w:type="dxa"/>
+            <w:vAlign w:val="center"/>
+          </w:tcPr>
+          <w:p>
+            <w:r>
+              <w:rPr>
+                <w:b/>
+              </w:rPr>
+              <w:lastRenderedPageBreak/>
+              <w:t>Strengths and weaknesses</w:t>
+            </w:r>
+          </w:p>
+        </w:tc>
+        <w:tc>
+          <w:tcPr>
+            <w:tcW w:w="7740" w:type="dxa"/>
+          </w:tcPr>
+          <w:p>
+            <w:r>
+              <w:rPr>
+                <w:sz w:val="20"/>
+              </w:rPr>
+              <w:t xml:space="preserve">     </w:t>
+            </w:r>
+          </w:p>
+          <w:p/>
+        </w:tc>
+      </w:tr>
+      <w:tr>
+        <w:trPr>
+          <w:jc w:val="center"/>
+        </w:trPr>
+        <w:tc>
+          <w:tcPr>
+            <w:tcW w:w="2340" w:type="dxa"/>
+            <w:vAlign w:val="center"/>
+          </w:tcPr>
+          <w:p>
+            <w:r>
+              <w:rPr>
+                <w:b/>
+              </w:rPr>
+              <w:t>Relevance to my project</w:t>
+            </w:r>
+          </w:p>
+        </w:tc>
+        <w:tc>
+          <w:tcPr>
+            <w:tcW w:w="7740" w:type="dxa"/>
+          </w:tcPr>
+          <w:p>
+            <w:r>
+              <w:rPr>
+                <w:sz w:val="20"/>
+              </w:rPr>
+              <w:t xml:space="preserve">     </w:t>
+            </w:r>
+          </w:p>
+          <w:p/>
+        </w:tc>
+      </w:tr>
+      <w:tr>
+        <w:trPr>
+          <w:jc w:val="center"/>
+        </w:trPr>
+        <w:tc>
+          <w:tcPr>
+            <w:tcW w:w="2340" w:type="dxa"/>
+            <w:vAlign w:val="center"/>
+          </w:tcPr>
+          <w:p>
+            <w:r>
+              <w:rPr>
+                <w:b/>
+              </w:rPr>
+              <w:t>How this paper informed my design / implementation / evaluation</w:t>
+            </w:r>
+          </w:p>
+        </w:tc>
+        <w:tc>
+          <w:tcPr>
+            <w:tcW w:w="7740" w:type="dxa"/>
+          </w:tcPr>
+          <w:p>
+            <w:r>
+              <w:rPr>
+                <w:sz w:val="20"/>
+              </w:rPr>
+              <w:t xml:space="preserve">     </w:t>
+            </w:r>
+          </w:p>
+          <w:p/>
+        </w:tc>
+      </w:tr>
+    </w:tbl>
+    <w:p/>
     <w:sectPr>
       <w:pgSz w:w="12240" w:h="15840"/>
       <w:pgMar w:top="1152" w:right="1152" w:bottom="1152" w:left="1152" w:header="720" w:footer="720" w:gutter="0"/>
@@ -1322,6 +1461,304 @@
       </w:rPr>
     </w:lvl>
   </w:abstractNum>
+  <w:abstractNum w:abstractNumId="9" w15:restartNumberingAfterBreak="0">
+    <w:nsid w:val="39B47B38"/>
+    <w:multiLevelType w:val="multilevel"/>
+    <w:tmpl w:val="D62017F2"/>
+    <w:lvl w:ilvl="0">
+      <w:start w:val="1"/>
+      <w:numFmt w:val="bullet"/>
+      <w:lvlText w:val=""/>
+      <w:lvlJc w:val="left"/>
+      <w:pPr>
+        <w:tabs>
+          <w:tab w:val="num" w:pos="720"/>
+        </w:tabs>
+        <w:ind w:left="720" w:hanging="360"/>
+      </w:pPr>
+      <w:rPr>
+        <w:rFonts w:ascii="Symbol" w:hAnsi="Symbol" w:hint="default"/>
+        <w:sz w:val="20"/>
+      </w:rPr>
+    </w:lvl>
+    <w:lvl w:ilvl="1" w:tentative="1">
+      <w:start w:val="1"/>
+      <w:numFmt w:val="bullet"/>
+      <w:lvlText w:val="o"/>
+      <w:lvlJc w:val="left"/>
+      <w:pPr>
+        <w:tabs>
+          <w:tab w:val="num" w:pos="1440"/>
+        </w:tabs>
+        <w:ind w:left="1440" w:hanging="360"/>
+      </w:pPr>
+      <w:rPr>
+        <w:rFonts w:ascii="Courier New" w:hAnsi="Courier New" w:hint="default"/>
+        <w:sz w:val="20"/>
+      </w:rPr>
+    </w:lvl>
+    <w:lvl w:ilvl="2" w:tentative="1">
+      <w:start w:val="1"/>
+      <w:numFmt w:val="bullet"/>
+      <w:lvlText w:val=""/>
+      <w:lvlJc w:val="left"/>
+      <w:pPr>
+        <w:tabs>
+          <w:tab w:val="num" w:pos="2160"/>
+        </w:tabs>
+        <w:ind w:left="2160" w:hanging="360"/>
+      </w:pPr>
+      <w:rPr>
+        <w:rFonts w:ascii="Wingdings" w:hAnsi="Wingdings" w:hint="default"/>
+        <w:sz w:val="20"/>
+      </w:rPr>
+    </w:lvl>
+    <w:lvl w:ilvl="3" w:tentative="1">
+      <w:start w:val="1"/>
+      <w:numFmt w:val="bullet"/>
+      <w:lvlText w:val=""/>
+      <w:lvlJc w:val="left"/>
+      <w:pPr>
+        <w:tabs>
+          <w:tab w:val="num" w:pos="2880"/>
+        </w:tabs>
+        <w:ind w:left="2880" w:hanging="360"/>
+      </w:pPr>
+      <w:rPr>
+        <w:rFonts w:ascii="Wingdings" w:hAnsi="Wingdings" w:hint="default"/>
+        <w:sz w:val="20"/>
+      </w:rPr>
+    </w:lvl>
+    <w:lvl w:ilvl="4" w:tentative="1">
+      <w:start w:val="1"/>
+      <w:numFmt w:val="bullet"/>
+      <w:lvlText w:val=""/>
+      <w:lvlJc w:val="left"/>
+      <w:pPr>
+        <w:tabs>
+          <w:tab w:val="num" w:pos="3600"/>
+        </w:tabs>
+        <w:ind w:left="3600" w:hanging="360"/>
+      </w:pPr>
+      <w:rPr>
+        <w:rFonts w:ascii="Wingdings" w:hAnsi="Wingdings" w:hint="default"/>
+        <w:sz w:val="20"/>
+      </w:rPr>
+    </w:lvl>
+    <w:lvl w:ilvl="5" w:tentative="1">
+      <w:start w:val="1"/>
+      <w:numFmt w:val="bullet"/>
+      <w:lvlText w:val=""/>
+      <w:lvlJc w:val="left"/>
+      <w:pPr>
+        <w:tabs>
+          <w:tab w:val="num" w:pos="4320"/>
+        </w:tabs>
+        <w:ind w:left="4320" w:hanging="360"/>
+      </w:pPr>
+      <w:rPr>
+        <w:rFonts w:ascii="Wingdings" w:hAnsi="Wingdings" w:hint="default"/>
+        <w:sz w:val="20"/>
+      </w:rPr>
+    </w:lvl>
+    <w:lvl w:ilvl="6" w:tentative="1">
+      <w:start w:val="1"/>
+      <w:numFmt w:val="bullet"/>
+      <w:lvlText w:val=""/>
+      <w:lvlJc w:val="left"/>
+      <w:pPr>
+        <w:tabs>
+          <w:tab w:val="num" w:pos="5040"/>
+        </w:tabs>
+        <w:ind w:left="5040" w:hanging="360"/>
+      </w:pPr>
+      <w:rPr>
+        <w:rFonts w:ascii="Wingdings" w:hAnsi="Wingdings" w:hint="default"/>
+        <w:sz w:val="20"/>
+      </w:rPr>
+    </w:lvl>
+    <w:lvl w:ilvl="7" w:tentative="1">
+      <w:start w:val="1"/>
+      <w:numFmt w:val="bullet"/>
+      <w:lvlText w:val=""/>
+      <w:lvlJc w:val="left"/>
+      <w:pPr>
+        <w:tabs>
+          <w:tab w:val="num" w:pos="5760"/>
+        </w:tabs>
+        <w:ind w:left="5760" w:hanging="360"/>
+      </w:pPr>
+      <w:rPr>
+        <w:rFonts w:ascii="Wingdings" w:hAnsi="Wingdings" w:hint="default"/>
+        <w:sz w:val="20"/>
+      </w:rPr>
+    </w:lvl>
+    <w:lvl w:ilvl="8" w:tentative="1">
+      <w:start w:val="1"/>
+      <w:numFmt w:val="bullet"/>
+      <w:lvlText w:val=""/>
+      <w:lvlJc w:val="left"/>
+      <w:pPr>
+        <w:tabs>
+          <w:tab w:val="num" w:pos="6480"/>
+        </w:tabs>
+        <w:ind w:left="6480" w:hanging="360"/>
+      </w:pPr>
+      <w:rPr>
+        <w:rFonts w:ascii="Wingdings" w:hAnsi="Wingdings" w:hint="default"/>
+        <w:sz w:val="20"/>
+      </w:rPr>
+    </w:lvl>
+  </w:abstractNum>
+  <w:abstractNum w:abstractNumId="10" w15:restartNumberingAfterBreak="0">
+    <w:nsid w:val="71E52F36"/>
+    <w:multiLevelType w:val="multilevel"/>
+    <w:tmpl w:val="CBBEAC7C"/>
+    <w:lvl w:ilvl="0">
+      <w:start w:val="1"/>
+      <w:numFmt w:val="bullet"/>
+      <w:lvlText w:val=""/>
+      <w:lvlJc w:val="left"/>
+      <w:pPr>
+        <w:tabs>
+          <w:tab w:val="num" w:pos="720"/>
+        </w:tabs>
+        <w:ind w:left="720" w:hanging="360"/>
+      </w:pPr>
+      <w:rPr>
+        <w:rFonts w:ascii="Symbol" w:hAnsi="Symbol" w:hint="default"/>
+        <w:sz w:val="20"/>
+      </w:rPr>
+    </w:lvl>
+    <w:lvl w:ilvl="1" w:tentative="1">
+      <w:start w:val="1"/>
+      <w:numFmt w:val="bullet"/>
+      <w:lvlText w:val="o"/>
+      <w:lvlJc w:val="left"/>
+      <w:pPr>
+        <w:tabs>
+          <w:tab w:val="num" w:pos="1440"/>
+        </w:tabs>
+        <w:ind w:left="1440" w:hanging="360"/>
+      </w:pPr>
+      <w:rPr>
+        <w:rFonts w:ascii="Courier New" w:hAnsi="Courier New" w:hint="default"/>
+        <w:sz w:val="20"/>
+      </w:rPr>
+    </w:lvl>
+    <w:lvl w:ilvl="2" w:tentative="1">
+      <w:start w:val="1"/>
+      <w:numFmt w:val="bullet"/>
+      <w:lvlText w:val=""/>
+      <w:lvlJc w:val="left"/>
+      <w:pPr>
+        <w:tabs>
+          <w:tab w:val="num" w:pos="2160"/>
+        </w:tabs>
+        <w:ind w:left="2160" w:hanging="360"/>
+      </w:pPr>
+      <w:rPr>
+        <w:rFonts w:ascii="Wingdings" w:hAnsi="Wingdings" w:hint="default"/>
+        <w:sz w:val="20"/>
+      </w:rPr>
+    </w:lvl>
+    <w:lvl w:ilvl="3" w:tentative="1">
+      <w:start w:val="1"/>
+      <w:numFmt w:val="bullet"/>
+      <w:lvlText w:val=""/>
+      <w:lvlJc w:val="left"/>
+      <w:pPr>
+        <w:tabs>
+          <w:tab w:val="num" w:pos="2880"/>
+        </w:tabs>
+        <w:ind w:left="2880" w:hanging="360"/>
+      </w:pPr>
+      <w:rPr>
+        <w:rFonts w:ascii="Wingdings" w:hAnsi="Wingdings" w:hint="default"/>
+        <w:sz w:val="20"/>
+      </w:rPr>
+    </w:lvl>
+    <w:lvl w:ilvl="4" w:tentative="1">
+      <w:start w:val="1"/>
+      <w:numFmt w:val="bullet"/>
+      <w:lvlText w:val=""/>
+      <w:lvlJc w:val="left"/>
+      <w:pPr>
+        <w:tabs>
+          <w:tab w:val="num" w:pos="3600"/>
+        </w:tabs>
+        <w:ind w:left="3600" w:hanging="360"/>
+      </w:pPr>
+      <w:rPr>
+        <w:rFonts w:ascii="Wingdings" w:hAnsi="Wingdings" w:hint="default"/>
+        <w:sz w:val="20"/>
+      </w:rPr>
+    </w:lvl>
+    <w:lvl w:ilvl="5" w:tentative="1">
+      <w:start w:val="1"/>
+      <w:numFmt w:val="bullet"/>
+      <w:lvlText w:val=""/>
+      <w:lvlJc w:val="left"/>
+      <w:pPr>
+        <w:tabs>
+          <w:tab w:val="num" w:pos="4320"/>
+        </w:tabs>
+        <w:ind w:left="4320" w:hanging="360"/>
+      </w:pPr>
+      <w:rPr>
+        <w:rFonts w:ascii="Wingdings" w:hAnsi="Wingdings" w:hint="default"/>
+        <w:sz w:val="20"/>
+      </w:rPr>
+    </w:lvl>
+    <w:lvl w:ilvl="6" w:tentative="1">
+      <w:start w:val="1"/>
+      <w:numFmt w:val="bullet"/>
+      <w:lvlText w:val=""/>
+      <w:lvlJc w:val="left"/>
+      <w:pPr>
+        <w:tabs>
+          <w:tab w:val="num" w:pos="5040"/>
+        </w:tabs>
+        <w:ind w:left="5040" w:hanging="360"/>
+      </w:pPr>
+      <w:rPr>
+        <w:rFonts w:ascii="Wingdings" w:hAnsi="Wingdings" w:hint="default"/>
+        <w:sz w:val="20"/>
+      </w:rPr>
+    </w:lvl>
+    <w:lvl w:ilvl="7" w:tentative="1">
+      <w:start w:val="1"/>
+      <w:numFmt w:val="bullet"/>
+      <w:lvlText w:val=""/>
+      <w:lvlJc w:val="left"/>
+      <w:pPr>
+        <w:tabs>
+          <w:tab w:val="num" w:pos="5760"/>
+        </w:tabs>
+        <w:ind w:left="5760" w:hanging="360"/>
+      </w:pPr>
+      <w:rPr>
+        <w:rFonts w:ascii="Wingdings" w:hAnsi="Wingdings" w:hint="default"/>
+        <w:sz w:val="20"/>
+      </w:rPr>
+    </w:lvl>
+    <w:lvl w:ilvl="8" w:tentative="1">
+      <w:start w:val="1"/>
+      <w:numFmt w:val="bullet"/>
+      <w:lvlText w:val=""/>
+      <w:lvlJc w:val="left"/>
+      <w:pPr>
+        <w:tabs>
+          <w:tab w:val="num" w:pos="6480"/>
+        </w:tabs>
+        <w:ind w:left="6480" w:hanging="360"/>
+      </w:pPr>
+      <w:rPr>
+        <w:rFonts w:ascii="Wingdings" w:hAnsi="Wingdings" w:hint="default"/>
+        <w:sz w:val="20"/>
+      </w:rPr>
+    </w:lvl>
+  </w:abstractNum>
   <w:num w:numId="1" w16cid:durableId="76176226">
     <w:abstractNumId w:val="8"/>
   </w:num>
@@ -1348,6 +1785,12 @@
   </w:num>
   <w:num w:numId="9" w16cid:durableId="1389379529">
     <w:abstractNumId w:val="0"/>
+  </w:num>
+  <w:num w:numId="10" w16cid:durableId="1629431427">
+    <w:abstractNumId w:val="10"/>
+  </w:num>
+  <w:num w:numId="11" w16cid:durableId="247808470">
+    <w:abstractNumId w:val="9"/>
   </w:num>
 </w:numbering>
 </file>
@@ -1959,7 +2402,6 @@
   <w:style w:type="character" w:default="1" w:styleId="DefaultParagraphFont">
     <w:name w:val="Default Paragraph Font"/>
     <w:uiPriority w:val="1"/>
-    <w:semiHidden/>
     <w:unhideWhenUsed/>
   </w:style>
   <w:style w:type="table" w:default="1" w:styleId="TableNormal">

--- a/Reports/Literature_and_Reference_Log_Template.docx
+++ b/Reports/Literature_and_Reference_Log_Template.docx
@@ -268,15 +268,7 @@
           </w:tcPr>
           <w:p>
             <w:r>
-              <w:t>Federated Learning traffic management", "</w:t>
-            </w:r>
-            <w:proofErr w:type="spellStart"/>
-            <w:r>
-              <w:t>FedAvg</w:t>
-            </w:r>
-            <w:proofErr w:type="spellEnd"/>
-            <w:r>
-              <w:t xml:space="preserve"> decentralized learning</w:t>
+              <w:t>Federated Learning traffic management", "FedAvg decentralized learning</w:t>
             </w:r>
           </w:p>
           <w:p/>
@@ -337,11 +329,9 @@
             <w:vAlign w:val="center"/>
           </w:tcPr>
           <w:p>
-            <w:proofErr w:type="spellStart"/>
             <w:r>
               <w:t>arXiv</w:t>
             </w:r>
-            <w:proofErr w:type="spellEnd"/>
           </w:p>
         </w:tc>
         <w:tc>
@@ -387,42 +377,66 @@
             <w:tcW w:w="1340" w:type="dxa"/>
             <w:vAlign w:val="center"/>
           </w:tcPr>
-          <w:p/>
+          <w:p>
+            <w:r>
+              <w:t>Weeks 3–4</w:t>
+            </w:r>
+          </w:p>
         </w:tc>
         <w:tc>
           <w:tcPr>
             <w:tcW w:w="1282" w:type="dxa"/>
             <w:vAlign w:val="center"/>
           </w:tcPr>
-          <w:p/>
+          <w:p>
+            <w:r>
+              <w:t>June 2026</w:t>
+            </w:r>
+          </w:p>
         </w:tc>
         <w:tc>
           <w:tcPr>
             <w:tcW w:w="1314" w:type="dxa"/>
             <w:vAlign w:val="center"/>
           </w:tcPr>
-          <w:p/>
+          <w:p>
+            <w:r>
+              <w:t>Scholar</w:t>
+            </w:r>
+          </w:p>
         </w:tc>
         <w:tc>
           <w:tcPr>
             <w:tcW w:w="2409" w:type="dxa"/>
             <w:vAlign w:val="center"/>
           </w:tcPr>
-          <w:p/>
+          <w:p>
+            <w:r>
+              <w:t>"Federated learning system design", "secure aggregation federated learning"</w:t>
+            </w:r>
+          </w:p>
         </w:tc>
         <w:tc>
           <w:tcPr>
             <w:tcW w:w="1783" w:type="dxa"/>
             <w:vAlign w:val="center"/>
           </w:tcPr>
-          <w:p/>
+          <w:p>
+            <w:r>
+              <w:t>85+</w:t>
+            </w:r>
+          </w:p>
         </w:tc>
         <w:tc>
           <w:tcPr>
             <w:tcW w:w="2024" w:type="dxa"/>
             <w:vAlign w:val="center"/>
           </w:tcPr>
-          <w:p/>
+          <w:p>
+            <w:r>
+              <w:t>2</w:t>
+            </w:r>
+          </w:p>
         </w:tc>
       </w:tr>
       <w:tr>
@@ -567,15 +581,7 @@
               <w:spacing w:after="160" w:line="278" w:lineRule="auto"/>
             </w:pPr>
             <w:r>
-              <w:t xml:space="preserve">McMahan, H. B., Moore, E., Ramage, D., Hampson, S., &amp; </w:t>
-            </w:r>
-            <w:proofErr w:type="spellStart"/>
-            <w:r>
-              <w:t>Arcas</w:t>
-            </w:r>
-            <w:proofErr w:type="spellEnd"/>
-            <w:r>
-              <w:t xml:space="preserve">, B. A. (2017). </w:t>
+              <w:t xml:space="preserve">McMahan, H. B., Moore, E., Ramage, D., Hampson, S., &amp; Arcas, B. A. (2017). </w:t>
             </w:r>
             <w:r>
               <w:rPr>
@@ -625,34 +631,10 @@
                 <w:b/>
                 <w:bCs/>
               </w:rPr>
-              <w:t>Federated Averaging (</w:t>
-            </w:r>
-            <w:proofErr w:type="spellStart"/>
-            <w:r>
-              <w:rPr>
-                <w:b/>
-                <w:bCs/>
-              </w:rPr>
-              <w:t>FedAvg</w:t>
-            </w:r>
-            <w:proofErr w:type="spellEnd"/>
-            <w:r>
-              <w:rPr>
-                <w:b/>
-                <w:bCs/>
-              </w:rPr>
-              <w:t>)</w:t>
+              <w:t>Federated Averaging (FedAvg)</w:t>
             </w:r>
             <w:r>
-              <w:t xml:space="preserve"> algorithm, enabling multiple clients to train models locally and share only model updates instead of raw data. The study demonstrated that </w:t>
-            </w:r>
-            <w:proofErr w:type="spellStart"/>
-            <w:r>
-              <w:t>FedAvg</w:t>
-            </w:r>
-            <w:proofErr w:type="spellEnd"/>
-            <w:r>
-              <w:t xml:space="preserve"> significantly reduces communication rounds while maintaining model performance.</w:t>
+              <w:t xml:space="preserve"> algorithm, enabling multiple clients to train models locally and share only model updates instead of raw data. The study demonstrated that FedAvg significantly reduces communication rounds while maintaining model performance.</w:t>
             </w:r>
           </w:p>
           <w:p/>
@@ -719,6 +701,7 @@
               <w:spacing w:after="160" w:line="278" w:lineRule="auto"/>
             </w:pPr>
             <w:r>
+              <w:lastRenderedPageBreak/>
               <w:t xml:space="preserve">Communication efficient. </w:t>
             </w:r>
           </w:p>
@@ -743,7 +726,6 @@
                 <w:b/>
                 <w:bCs/>
               </w:rPr>
-              <w:lastRenderedPageBreak/>
               <w:t>Weaknesses:</w:t>
             </w:r>
           </w:p>
@@ -862,6 +844,326 @@
           <w:sz w:val="23"/>
         </w:rPr>
         <w:t>Article Review 2</w:t>
+      </w:r>
+    </w:p>
+    <w:tbl>
+      <w:tblPr>
+        <w:tblStyle w:val="TableGrid"/>
+        <w:tblW w:w="0" w:type="auto"/>
+        <w:jc w:val="center"/>
+        <w:tblLook w:val="04A0" w:firstRow="1" w:lastRow="0" w:firstColumn="1" w:lastColumn="0" w:noHBand="0" w:noVBand="1"/>
+      </w:tblPr>
+      <w:tblGrid>
+        <w:gridCol w:w="2340"/>
+        <w:gridCol w:w="7740"/>
+      </w:tblGrid>
+      <w:tr>
+        <w:trPr>
+          <w:jc w:val="center"/>
+        </w:trPr>
+        <w:tc>
+          <w:tcPr>
+            <w:tcW w:w="2340" w:type="dxa"/>
+            <w:vAlign w:val="center"/>
+          </w:tcPr>
+          <w:p>
+            <w:r>
+              <w:rPr>
+                <w:b/>
+              </w:rPr>
+              <w:t>Reporting period</w:t>
+            </w:r>
+          </w:p>
+        </w:tc>
+        <w:tc>
+          <w:tcPr>
+            <w:tcW w:w="7740" w:type="dxa"/>
+          </w:tcPr>
+          <w:p>
+            <w:r>
+              <w:t>Weeks 3–4</w:t>
+            </w:r>
+          </w:p>
+          <w:p/>
+        </w:tc>
+      </w:tr>
+      <w:tr>
+        <w:trPr>
+          <w:trHeight w:val="376"/>
+          <w:jc w:val="center"/>
+        </w:trPr>
+        <w:tc>
+          <w:tcPr>
+            <w:tcW w:w="2340" w:type="dxa"/>
+            <w:vAlign w:val="center"/>
+          </w:tcPr>
+          <w:p>
+            <w:pPr>
+              <w:rPr>
+                <w:b/>
+              </w:rPr>
+            </w:pPr>
+            <w:r>
+              <w:rPr>
+                <w:b/>
+              </w:rPr>
+              <w:t>Article citation (author, title, source, volume, pages, date, DOI)</w:t>
+            </w:r>
+          </w:p>
+        </w:tc>
+        <w:tc>
+          <w:tcPr>
+            <w:tcW w:w="7740" w:type="dxa"/>
+          </w:tcPr>
+          <w:p>
+            <w:r>
+              <w:t xml:space="preserve">Bonawitz, K. et al. (2019). </w:t>
+            </w:r>
+            <w:r>
+              <w:rPr>
+                <w:i/>
+                <w:iCs/>
+              </w:rPr>
+              <w:t>Towards Federated Learning at Scale: System Design</w:t>
+            </w:r>
+            <w:r>
+              <w:t>. Proceedings of Machine Learning and Systems.</w:t>
+            </w:r>
+          </w:p>
+          <w:p/>
+        </w:tc>
+      </w:tr>
+      <w:tr>
+        <w:trPr>
+          <w:jc w:val="center"/>
+        </w:trPr>
+        <w:tc>
+          <w:tcPr>
+            <w:tcW w:w="2340" w:type="dxa"/>
+            <w:vAlign w:val="center"/>
+          </w:tcPr>
+          <w:p>
+            <w:r>
+              <w:rPr>
+                <w:b/>
+              </w:rPr>
+              <w:t>Key findings</w:t>
+            </w:r>
+          </w:p>
+        </w:tc>
+        <w:tc>
+          <w:tcPr>
+            <w:tcW w:w="7740" w:type="dxa"/>
+          </w:tcPr>
+          <w:p>
+            <w:r>
+              <w:rPr>
+                <w:sz w:val="20"/>
+              </w:rPr>
+              <w:t xml:space="preserve">     </w:t>
+            </w:r>
+            <w:r>
+              <w:t>Describes the architecture and challenges involved in deploying large-scale federated learning systems including client coordination, fault tolerance, and secure aggregation.</w:t>
+            </w:r>
+          </w:p>
+          <w:p/>
+          <w:p/>
+        </w:tc>
+      </w:tr>
+      <w:tr>
+        <w:trPr>
+          <w:jc w:val="center"/>
+        </w:trPr>
+        <w:tc>
+          <w:tcPr>
+            <w:tcW w:w="2340" w:type="dxa"/>
+            <w:vAlign w:val="center"/>
+          </w:tcPr>
+          <w:p>
+            <w:r>
+              <w:rPr>
+                <w:b/>
+              </w:rPr>
+              <w:t>Strengths and weaknesses</w:t>
+            </w:r>
+          </w:p>
+        </w:tc>
+        <w:tc>
+          <w:tcPr>
+            <w:tcW w:w="7740" w:type="dxa"/>
+          </w:tcPr>
+          <w:p>
+            <w:r>
+              <w:rPr>
+                <w:sz w:val="20"/>
+              </w:rPr>
+              <w:t xml:space="preserve">     </w:t>
+            </w:r>
+          </w:p>
+          <w:p>
+            <w:r>
+              <w:rPr>
+                <w:b/>
+                <w:bCs/>
+              </w:rPr>
+              <w:t>Strengths:</w:t>
+            </w:r>
+          </w:p>
+          <w:p>
+            <w:pPr>
+              <w:numPr>
+                <w:ilvl w:val="0"/>
+                <w:numId w:val="12"/>
+              </w:numPr>
+              <w:spacing w:after="160" w:line="278" w:lineRule="auto"/>
+            </w:pPr>
+            <w:r>
+              <w:t xml:space="preserve">Practical deployment insights. </w:t>
+            </w:r>
+          </w:p>
+          <w:p>
+            <w:pPr>
+              <w:numPr>
+                <w:ilvl w:val="0"/>
+                <w:numId w:val="12"/>
+              </w:numPr>
+              <w:spacing w:after="160" w:line="278" w:lineRule="auto"/>
+            </w:pPr>
+            <w:r>
+              <w:t xml:space="preserve">Addresses scalability challenges. </w:t>
+            </w:r>
+          </w:p>
+          <w:p>
+            <w:pPr>
+              <w:numPr>
+                <w:ilvl w:val="0"/>
+                <w:numId w:val="12"/>
+              </w:numPr>
+              <w:spacing w:after="160" w:line="278" w:lineRule="auto"/>
+            </w:pPr>
+            <w:r>
+              <w:t xml:space="preserve">Includes robust communication design. </w:t>
+            </w:r>
+          </w:p>
+          <w:p>
+            <w:r>
+              <w:rPr>
+                <w:b/>
+                <w:bCs/>
+              </w:rPr>
+              <w:t>Weaknesses:</w:t>
+            </w:r>
+          </w:p>
+          <w:p>
+            <w:pPr>
+              <w:numPr>
+                <w:ilvl w:val="0"/>
+                <w:numId w:val="13"/>
+              </w:numPr>
+              <w:spacing w:after="160" w:line="278" w:lineRule="auto"/>
+            </w:pPr>
+            <w:r>
+              <w:t xml:space="preserve">Limited focus on transportation applications. </w:t>
+            </w:r>
+          </w:p>
+          <w:p>
+            <w:pPr>
+              <w:numPr>
+                <w:ilvl w:val="0"/>
+                <w:numId w:val="13"/>
+              </w:numPr>
+              <w:spacing w:after="160" w:line="278" w:lineRule="auto"/>
+            </w:pPr>
+            <w:r>
+              <w:t xml:space="preserve">Complex infrastructure assumptions. </w:t>
+            </w:r>
+          </w:p>
+          <w:p/>
+        </w:tc>
+      </w:tr>
+      <w:tr>
+        <w:trPr>
+          <w:jc w:val="center"/>
+        </w:trPr>
+        <w:tc>
+          <w:tcPr>
+            <w:tcW w:w="2340" w:type="dxa"/>
+            <w:vAlign w:val="center"/>
+          </w:tcPr>
+          <w:p>
+            <w:r>
+              <w:rPr>
+                <w:b/>
+              </w:rPr>
+              <w:lastRenderedPageBreak/>
+              <w:t>Relevance to my project</w:t>
+            </w:r>
+          </w:p>
+        </w:tc>
+        <w:tc>
+          <w:tcPr>
+            <w:tcW w:w="7740" w:type="dxa"/>
+          </w:tcPr>
+          <w:p>
+            <w:r>
+              <w:rPr>
+                <w:sz w:val="20"/>
+              </w:rPr>
+              <w:t xml:space="preserve">  </w:t>
+            </w:r>
+            <w:r>
+              <w:t>Provides guidance for synchronizing traffic nodes participating in collaborative model training.</w:t>
+            </w:r>
+          </w:p>
+          <w:p/>
+        </w:tc>
+      </w:tr>
+      <w:tr>
+        <w:trPr>
+          <w:jc w:val="center"/>
+        </w:trPr>
+        <w:tc>
+          <w:tcPr>
+            <w:tcW w:w="2340" w:type="dxa"/>
+            <w:vAlign w:val="center"/>
+          </w:tcPr>
+          <w:p>
+            <w:r>
+              <w:rPr>
+                <w:b/>
+              </w:rPr>
+              <w:t>How this paper informed my design / implementation / evaluation</w:t>
+            </w:r>
+          </w:p>
+        </w:tc>
+        <w:tc>
+          <w:tcPr>
+            <w:tcW w:w="7740" w:type="dxa"/>
+          </w:tcPr>
+          <w:p>
+            <w:r>
+              <w:rPr>
+                <w:sz w:val="20"/>
+              </w:rPr>
+              <w:t xml:space="preserve">     </w:t>
+            </w:r>
+            <w:r>
+              <w:t>Helped design the communication workflow and federated server-client interactions.</w:t>
+            </w:r>
+          </w:p>
+          <w:p/>
+          <w:p/>
+        </w:tc>
+      </w:tr>
+    </w:tbl>
+    <w:p/>
+    <w:p>
+      <w:r>
+        <w:rPr>
+          <w:b/>
+          <w:sz w:val="23"/>
+        </w:rPr>
+        <w:t>Article Review 3</w:t>
       </w:r>
     </w:p>
     <w:tbl>
@@ -1066,218 +1368,6 @@
       </w:tr>
     </w:tbl>
     <w:p/>
-    <w:p>
-      <w:r>
-        <w:rPr>
-          <w:b/>
-          <w:sz w:val="23"/>
-        </w:rPr>
-        <w:t>Article Review 3</w:t>
-      </w:r>
-    </w:p>
-    <w:tbl>
-      <w:tblPr>
-        <w:tblStyle w:val="TableGrid"/>
-        <w:tblW w:w="0" w:type="auto"/>
-        <w:jc w:val="center"/>
-        <w:tblLook w:val="04A0" w:firstRow="1" w:lastRow="0" w:firstColumn="1" w:lastColumn="0" w:noHBand="0" w:noVBand="1"/>
-      </w:tblPr>
-      <w:tblGrid>
-        <w:gridCol w:w="2340"/>
-        <w:gridCol w:w="7740"/>
-      </w:tblGrid>
-      <w:tr>
-        <w:trPr>
-          <w:jc w:val="center"/>
-        </w:trPr>
-        <w:tc>
-          <w:tcPr>
-            <w:tcW w:w="2340" w:type="dxa"/>
-            <w:vAlign w:val="center"/>
-          </w:tcPr>
-          <w:p>
-            <w:r>
-              <w:rPr>
-                <w:b/>
-              </w:rPr>
-              <w:t>Reporting period</w:t>
-            </w:r>
-          </w:p>
-        </w:tc>
-        <w:tc>
-          <w:tcPr>
-            <w:tcW w:w="7740" w:type="dxa"/>
-          </w:tcPr>
-          <w:p/>
-          <w:p/>
-        </w:tc>
-      </w:tr>
-      <w:tr>
-        <w:trPr>
-          <w:trHeight w:val="376"/>
-          <w:jc w:val="center"/>
-        </w:trPr>
-        <w:tc>
-          <w:tcPr>
-            <w:tcW w:w="2340" w:type="dxa"/>
-            <w:vAlign w:val="center"/>
-          </w:tcPr>
-          <w:p>
-            <w:pPr>
-              <w:rPr>
-                <w:b/>
-              </w:rPr>
-            </w:pPr>
-            <w:r>
-              <w:rPr>
-                <w:b/>
-              </w:rPr>
-              <w:t>Article citation (author, title, source, volume, pages, date, DOI)</w:t>
-            </w:r>
-          </w:p>
-        </w:tc>
-        <w:tc>
-          <w:tcPr>
-            <w:tcW w:w="7740" w:type="dxa"/>
-          </w:tcPr>
-          <w:p/>
-        </w:tc>
-      </w:tr>
-      <w:tr>
-        <w:trPr>
-          <w:jc w:val="center"/>
-        </w:trPr>
-        <w:tc>
-          <w:tcPr>
-            <w:tcW w:w="2340" w:type="dxa"/>
-            <w:vAlign w:val="center"/>
-          </w:tcPr>
-          <w:p>
-            <w:r>
-              <w:rPr>
-                <w:b/>
-              </w:rPr>
-              <w:t>Key findings</w:t>
-            </w:r>
-          </w:p>
-        </w:tc>
-        <w:tc>
-          <w:tcPr>
-            <w:tcW w:w="7740" w:type="dxa"/>
-          </w:tcPr>
-          <w:p>
-            <w:r>
-              <w:rPr>
-                <w:sz w:val="20"/>
-              </w:rPr>
-              <w:t xml:space="preserve">     </w:t>
-            </w:r>
-          </w:p>
-          <w:p/>
-        </w:tc>
-      </w:tr>
-      <w:tr>
-        <w:trPr>
-          <w:jc w:val="center"/>
-        </w:trPr>
-        <w:tc>
-          <w:tcPr>
-            <w:tcW w:w="2340" w:type="dxa"/>
-            <w:vAlign w:val="center"/>
-          </w:tcPr>
-          <w:p>
-            <w:r>
-              <w:rPr>
-                <w:b/>
-              </w:rPr>
-              <w:lastRenderedPageBreak/>
-              <w:t>Strengths and weaknesses</w:t>
-            </w:r>
-          </w:p>
-        </w:tc>
-        <w:tc>
-          <w:tcPr>
-            <w:tcW w:w="7740" w:type="dxa"/>
-          </w:tcPr>
-          <w:p>
-            <w:r>
-              <w:rPr>
-                <w:sz w:val="20"/>
-              </w:rPr>
-              <w:t xml:space="preserve">     </w:t>
-            </w:r>
-          </w:p>
-          <w:p/>
-        </w:tc>
-      </w:tr>
-      <w:tr>
-        <w:trPr>
-          <w:jc w:val="center"/>
-        </w:trPr>
-        <w:tc>
-          <w:tcPr>
-            <w:tcW w:w="2340" w:type="dxa"/>
-            <w:vAlign w:val="center"/>
-          </w:tcPr>
-          <w:p>
-            <w:r>
-              <w:rPr>
-                <w:b/>
-              </w:rPr>
-              <w:t>Relevance to my project</w:t>
-            </w:r>
-          </w:p>
-        </w:tc>
-        <w:tc>
-          <w:tcPr>
-            <w:tcW w:w="7740" w:type="dxa"/>
-          </w:tcPr>
-          <w:p>
-            <w:r>
-              <w:rPr>
-                <w:sz w:val="20"/>
-              </w:rPr>
-              <w:t xml:space="preserve">     </w:t>
-            </w:r>
-          </w:p>
-          <w:p/>
-        </w:tc>
-      </w:tr>
-      <w:tr>
-        <w:trPr>
-          <w:jc w:val="center"/>
-        </w:trPr>
-        <w:tc>
-          <w:tcPr>
-            <w:tcW w:w="2340" w:type="dxa"/>
-            <w:vAlign w:val="center"/>
-          </w:tcPr>
-          <w:p>
-            <w:r>
-              <w:rPr>
-                <w:b/>
-              </w:rPr>
-              <w:t>How this paper informed my design / implementation / evaluation</w:t>
-            </w:r>
-          </w:p>
-        </w:tc>
-        <w:tc>
-          <w:tcPr>
-            <w:tcW w:w="7740" w:type="dxa"/>
-          </w:tcPr>
-          <w:p>
-            <w:r>
-              <w:rPr>
-                <w:sz w:val="20"/>
-              </w:rPr>
-              <w:t xml:space="preserve">     </w:t>
-            </w:r>
-          </w:p>
-          <w:p/>
-        </w:tc>
-      </w:tr>
-    </w:tbl>
-    <w:p/>
     <w:sectPr>
       <w:pgSz w:w="12240" w:h="15840"/>
       <w:pgMar w:top="1152" w:right="1152" w:bottom="1152" w:left="1152" w:header="720" w:footer="720" w:gutter="0"/>
@@ -1462,6 +1552,304 @@
     </w:lvl>
   </w:abstractNum>
   <w:abstractNum w:abstractNumId="9" w15:restartNumberingAfterBreak="0">
+    <w:nsid w:val="012A541C"/>
+    <w:multiLevelType w:val="multilevel"/>
+    <w:tmpl w:val="0BCC0958"/>
+    <w:lvl w:ilvl="0">
+      <w:start w:val="1"/>
+      <w:numFmt w:val="bullet"/>
+      <w:lvlText w:val=""/>
+      <w:lvlJc w:val="left"/>
+      <w:pPr>
+        <w:tabs>
+          <w:tab w:val="num" w:pos="720"/>
+        </w:tabs>
+        <w:ind w:left="720" w:hanging="360"/>
+      </w:pPr>
+      <w:rPr>
+        <w:rFonts w:ascii="Symbol" w:hAnsi="Symbol" w:hint="default"/>
+        <w:sz w:val="20"/>
+      </w:rPr>
+    </w:lvl>
+    <w:lvl w:ilvl="1" w:tentative="1">
+      <w:start w:val="1"/>
+      <w:numFmt w:val="bullet"/>
+      <w:lvlText w:val="o"/>
+      <w:lvlJc w:val="left"/>
+      <w:pPr>
+        <w:tabs>
+          <w:tab w:val="num" w:pos="1440"/>
+        </w:tabs>
+        <w:ind w:left="1440" w:hanging="360"/>
+      </w:pPr>
+      <w:rPr>
+        <w:rFonts w:ascii="Courier New" w:hAnsi="Courier New" w:hint="default"/>
+        <w:sz w:val="20"/>
+      </w:rPr>
+    </w:lvl>
+    <w:lvl w:ilvl="2" w:tentative="1">
+      <w:start w:val="1"/>
+      <w:numFmt w:val="bullet"/>
+      <w:lvlText w:val=""/>
+      <w:lvlJc w:val="left"/>
+      <w:pPr>
+        <w:tabs>
+          <w:tab w:val="num" w:pos="2160"/>
+        </w:tabs>
+        <w:ind w:left="2160" w:hanging="360"/>
+      </w:pPr>
+      <w:rPr>
+        <w:rFonts w:ascii="Wingdings" w:hAnsi="Wingdings" w:hint="default"/>
+        <w:sz w:val="20"/>
+      </w:rPr>
+    </w:lvl>
+    <w:lvl w:ilvl="3" w:tentative="1">
+      <w:start w:val="1"/>
+      <w:numFmt w:val="bullet"/>
+      <w:lvlText w:val=""/>
+      <w:lvlJc w:val="left"/>
+      <w:pPr>
+        <w:tabs>
+          <w:tab w:val="num" w:pos="2880"/>
+        </w:tabs>
+        <w:ind w:left="2880" w:hanging="360"/>
+      </w:pPr>
+      <w:rPr>
+        <w:rFonts w:ascii="Wingdings" w:hAnsi="Wingdings" w:hint="default"/>
+        <w:sz w:val="20"/>
+      </w:rPr>
+    </w:lvl>
+    <w:lvl w:ilvl="4" w:tentative="1">
+      <w:start w:val="1"/>
+      <w:numFmt w:val="bullet"/>
+      <w:lvlText w:val=""/>
+      <w:lvlJc w:val="left"/>
+      <w:pPr>
+        <w:tabs>
+          <w:tab w:val="num" w:pos="3600"/>
+        </w:tabs>
+        <w:ind w:left="3600" w:hanging="360"/>
+      </w:pPr>
+      <w:rPr>
+        <w:rFonts w:ascii="Wingdings" w:hAnsi="Wingdings" w:hint="default"/>
+        <w:sz w:val="20"/>
+      </w:rPr>
+    </w:lvl>
+    <w:lvl w:ilvl="5" w:tentative="1">
+      <w:start w:val="1"/>
+      <w:numFmt w:val="bullet"/>
+      <w:lvlText w:val=""/>
+      <w:lvlJc w:val="left"/>
+      <w:pPr>
+        <w:tabs>
+          <w:tab w:val="num" w:pos="4320"/>
+        </w:tabs>
+        <w:ind w:left="4320" w:hanging="360"/>
+      </w:pPr>
+      <w:rPr>
+        <w:rFonts w:ascii="Wingdings" w:hAnsi="Wingdings" w:hint="default"/>
+        <w:sz w:val="20"/>
+      </w:rPr>
+    </w:lvl>
+    <w:lvl w:ilvl="6" w:tentative="1">
+      <w:start w:val="1"/>
+      <w:numFmt w:val="bullet"/>
+      <w:lvlText w:val=""/>
+      <w:lvlJc w:val="left"/>
+      <w:pPr>
+        <w:tabs>
+          <w:tab w:val="num" w:pos="5040"/>
+        </w:tabs>
+        <w:ind w:left="5040" w:hanging="360"/>
+      </w:pPr>
+      <w:rPr>
+        <w:rFonts w:ascii="Wingdings" w:hAnsi="Wingdings" w:hint="default"/>
+        <w:sz w:val="20"/>
+      </w:rPr>
+    </w:lvl>
+    <w:lvl w:ilvl="7" w:tentative="1">
+      <w:start w:val="1"/>
+      <w:numFmt w:val="bullet"/>
+      <w:lvlText w:val=""/>
+      <w:lvlJc w:val="left"/>
+      <w:pPr>
+        <w:tabs>
+          <w:tab w:val="num" w:pos="5760"/>
+        </w:tabs>
+        <w:ind w:left="5760" w:hanging="360"/>
+      </w:pPr>
+      <w:rPr>
+        <w:rFonts w:ascii="Wingdings" w:hAnsi="Wingdings" w:hint="default"/>
+        <w:sz w:val="20"/>
+      </w:rPr>
+    </w:lvl>
+    <w:lvl w:ilvl="8" w:tentative="1">
+      <w:start w:val="1"/>
+      <w:numFmt w:val="bullet"/>
+      <w:lvlText w:val=""/>
+      <w:lvlJc w:val="left"/>
+      <w:pPr>
+        <w:tabs>
+          <w:tab w:val="num" w:pos="6480"/>
+        </w:tabs>
+        <w:ind w:left="6480" w:hanging="360"/>
+      </w:pPr>
+      <w:rPr>
+        <w:rFonts w:ascii="Wingdings" w:hAnsi="Wingdings" w:hint="default"/>
+        <w:sz w:val="20"/>
+      </w:rPr>
+    </w:lvl>
+  </w:abstractNum>
+  <w:abstractNum w:abstractNumId="10" w15:restartNumberingAfterBreak="0">
+    <w:nsid w:val="13525DD0"/>
+    <w:multiLevelType w:val="multilevel"/>
+    <w:tmpl w:val="7960B6AA"/>
+    <w:lvl w:ilvl="0">
+      <w:start w:val="1"/>
+      <w:numFmt w:val="bullet"/>
+      <w:lvlText w:val=""/>
+      <w:lvlJc w:val="left"/>
+      <w:pPr>
+        <w:tabs>
+          <w:tab w:val="num" w:pos="720"/>
+        </w:tabs>
+        <w:ind w:left="720" w:hanging="360"/>
+      </w:pPr>
+      <w:rPr>
+        <w:rFonts w:ascii="Symbol" w:hAnsi="Symbol" w:hint="default"/>
+        <w:sz w:val="20"/>
+      </w:rPr>
+    </w:lvl>
+    <w:lvl w:ilvl="1" w:tentative="1">
+      <w:start w:val="1"/>
+      <w:numFmt w:val="bullet"/>
+      <w:lvlText w:val="o"/>
+      <w:lvlJc w:val="left"/>
+      <w:pPr>
+        <w:tabs>
+          <w:tab w:val="num" w:pos="1440"/>
+        </w:tabs>
+        <w:ind w:left="1440" w:hanging="360"/>
+      </w:pPr>
+      <w:rPr>
+        <w:rFonts w:ascii="Courier New" w:hAnsi="Courier New" w:hint="default"/>
+        <w:sz w:val="20"/>
+      </w:rPr>
+    </w:lvl>
+    <w:lvl w:ilvl="2" w:tentative="1">
+      <w:start w:val="1"/>
+      <w:numFmt w:val="bullet"/>
+      <w:lvlText w:val=""/>
+      <w:lvlJc w:val="left"/>
+      <w:pPr>
+        <w:tabs>
+          <w:tab w:val="num" w:pos="2160"/>
+        </w:tabs>
+        <w:ind w:left="2160" w:hanging="360"/>
+      </w:pPr>
+      <w:rPr>
+        <w:rFonts w:ascii="Wingdings" w:hAnsi="Wingdings" w:hint="default"/>
+        <w:sz w:val="20"/>
+      </w:rPr>
+    </w:lvl>
+    <w:lvl w:ilvl="3" w:tentative="1">
+      <w:start w:val="1"/>
+      <w:numFmt w:val="bullet"/>
+      <w:lvlText w:val=""/>
+      <w:lvlJc w:val="left"/>
+      <w:pPr>
+        <w:tabs>
+          <w:tab w:val="num" w:pos="2880"/>
+        </w:tabs>
+        <w:ind w:left="2880" w:hanging="360"/>
+      </w:pPr>
+      <w:rPr>
+        <w:rFonts w:ascii="Wingdings" w:hAnsi="Wingdings" w:hint="default"/>
+        <w:sz w:val="20"/>
+      </w:rPr>
+    </w:lvl>
+    <w:lvl w:ilvl="4" w:tentative="1">
+      <w:start w:val="1"/>
+      <w:numFmt w:val="bullet"/>
+      <w:lvlText w:val=""/>
+      <w:lvlJc w:val="left"/>
+      <w:pPr>
+        <w:tabs>
+          <w:tab w:val="num" w:pos="3600"/>
+        </w:tabs>
+        <w:ind w:left="3600" w:hanging="360"/>
+      </w:pPr>
+      <w:rPr>
+        <w:rFonts w:ascii="Wingdings" w:hAnsi="Wingdings" w:hint="default"/>
+        <w:sz w:val="20"/>
+      </w:rPr>
+    </w:lvl>
+    <w:lvl w:ilvl="5" w:tentative="1">
+      <w:start w:val="1"/>
+      <w:numFmt w:val="bullet"/>
+      <w:lvlText w:val=""/>
+      <w:lvlJc w:val="left"/>
+      <w:pPr>
+        <w:tabs>
+          <w:tab w:val="num" w:pos="4320"/>
+        </w:tabs>
+        <w:ind w:left="4320" w:hanging="360"/>
+      </w:pPr>
+      <w:rPr>
+        <w:rFonts w:ascii="Wingdings" w:hAnsi="Wingdings" w:hint="default"/>
+        <w:sz w:val="20"/>
+      </w:rPr>
+    </w:lvl>
+    <w:lvl w:ilvl="6" w:tentative="1">
+      <w:start w:val="1"/>
+      <w:numFmt w:val="bullet"/>
+      <w:lvlText w:val=""/>
+      <w:lvlJc w:val="left"/>
+      <w:pPr>
+        <w:tabs>
+          <w:tab w:val="num" w:pos="5040"/>
+        </w:tabs>
+        <w:ind w:left="5040" w:hanging="360"/>
+      </w:pPr>
+      <w:rPr>
+        <w:rFonts w:ascii="Wingdings" w:hAnsi="Wingdings" w:hint="default"/>
+        <w:sz w:val="20"/>
+      </w:rPr>
+    </w:lvl>
+    <w:lvl w:ilvl="7" w:tentative="1">
+      <w:start w:val="1"/>
+      <w:numFmt w:val="bullet"/>
+      <w:lvlText w:val=""/>
+      <w:lvlJc w:val="left"/>
+      <w:pPr>
+        <w:tabs>
+          <w:tab w:val="num" w:pos="5760"/>
+        </w:tabs>
+        <w:ind w:left="5760" w:hanging="360"/>
+      </w:pPr>
+      <w:rPr>
+        <w:rFonts w:ascii="Wingdings" w:hAnsi="Wingdings" w:hint="default"/>
+        <w:sz w:val="20"/>
+      </w:rPr>
+    </w:lvl>
+    <w:lvl w:ilvl="8" w:tentative="1">
+      <w:start w:val="1"/>
+      <w:numFmt w:val="bullet"/>
+      <w:lvlText w:val=""/>
+      <w:lvlJc w:val="left"/>
+      <w:pPr>
+        <w:tabs>
+          <w:tab w:val="num" w:pos="6480"/>
+        </w:tabs>
+        <w:ind w:left="6480" w:hanging="360"/>
+      </w:pPr>
+      <w:rPr>
+        <w:rFonts w:ascii="Wingdings" w:hAnsi="Wingdings" w:hint="default"/>
+        <w:sz w:val="20"/>
+      </w:rPr>
+    </w:lvl>
+  </w:abstractNum>
+  <w:abstractNum w:abstractNumId="11" w15:restartNumberingAfterBreak="0">
     <w:nsid w:val="39B47B38"/>
     <w:multiLevelType w:val="multilevel"/>
     <w:tmpl w:val="D62017F2"/>
@@ -1610,7 +1998,7 @@
       </w:rPr>
     </w:lvl>
   </w:abstractNum>
-  <w:abstractNum w:abstractNumId="10" w15:restartNumberingAfterBreak="0">
+  <w:abstractNum w:abstractNumId="12" w15:restartNumberingAfterBreak="0">
     <w:nsid w:val="71E52F36"/>
     <w:multiLevelType w:val="multilevel"/>
     <w:tmpl w:val="CBBEAC7C"/>
@@ -1787,10 +2175,16 @@
     <w:abstractNumId w:val="0"/>
   </w:num>
   <w:num w:numId="10" w16cid:durableId="1629431427">
-    <w:abstractNumId w:val="10"/>
+    <w:abstractNumId w:val="12"/>
   </w:num>
   <w:num w:numId="11" w16cid:durableId="247808470">
+    <w:abstractNumId w:val="11"/>
+  </w:num>
+  <w:num w:numId="12" w16cid:durableId="1675107673">
     <w:abstractNumId w:val="9"/>
+  </w:num>
+  <w:num w:numId="13" w16cid:durableId="424108494">
+    <w:abstractNumId w:val="10"/>
   </w:num>
 </w:numbering>
 </file>
@@ -2402,6 +2796,7 @@
   <w:style w:type="character" w:default="1" w:styleId="DefaultParagraphFont">
     <w:name w:val="Default Paragraph Font"/>
     <w:uiPriority w:val="1"/>
+    <w:semiHidden/>
     <w:unhideWhenUsed/>
   </w:style>
   <w:style w:type="table" w:default="1" w:styleId="TableNormal">

--- a/Reports/Literature_and_Reference_Log_Template.docx
+++ b/Reports/Literature_and_Reference_Log_Template.docx
@@ -1,6 +1,6 @@
 
 <file path=word/document.xml><?xml version="1.0" encoding="utf-8"?>
-<w:document xmlns:wpc="http://schemas.microsoft.com/office/word/2010/wordprocessingCanvas" xmlns:cx="http://schemas.microsoft.com/office/drawing/2014/chartex" xmlns:cx1="http://schemas.microsoft.com/office/drawing/2015/9/8/chartex" xmlns:cx2="http://schemas.microsoft.com/office/drawing/2015/10/21/chartex" xmlns:cx3="http://schemas.microsoft.com/office/drawing/2016/5/9/chartex" xmlns:cx4="http://schemas.microsoft.com/office/drawing/2016/5/10/chartex" xmlns:cx5="http://schemas.microsoft.com/office/drawing/2016/5/11/chartex" xmlns:cx6="http://schemas.microsoft.com/office/drawing/2016/5/12/chartex" xmlns:cx7="http://schemas.microsoft.com/office/drawing/2016/5/13/chartex" xmlns:cx8="http://schemas.microsoft.com/office/drawing/2016/5/14/chartex" xmlns:mc="http://schemas.openxmlformats.org/markup-compatibility/2006" xmlns:aink="http://schemas.microsoft.com/office/drawing/2016/ink" xmlns:am3d="http://schemas.microsoft.com/office/drawing/2017/model3d" xmlns:o="urn:schemas-microsoft-com:office:office" xmlns:oel="http://schemas.microsoft.com/office/2019/extlst" xmlns:r="http://schemas.openxmlformats.org/officeDocument/2006/relationships" xmlns:m="http://schemas.openxmlformats.org/officeDocument/2006/math" xmlns:v="urn:schemas-microsoft-com:vml" xmlns:wp14="http://schemas.microsoft.com/office/word/2010/wordprocessingDrawing" xmlns:wp="http://schemas.openxmlformats.org/drawingml/2006/wordprocessingDrawing" xmlns:w10="urn:schemas-microsoft-com:office:word" xmlns:w="http://schemas.openxmlformats.org/wordprocessingml/2006/main" xmlns:w14="http://schemas.microsoft.com/office/word/2010/wordml" xmlns:w15="http://schemas.microsoft.com/office/word/2012/wordml" xmlns:w16cex="http://schemas.microsoft.com/office/word/2018/wordml/cex" xmlns:w16cid="http://schemas.microsoft.com/office/word/2016/wordml/cid" xmlns:w16="http://schemas.microsoft.com/office/word/2018/wordml" xmlns:w16du="http://schemas.microsoft.com/office/word/2023/wordml/word16du" xmlns:w16sdtdh="http://schemas.microsoft.com/office/word/2020/wordml/sdtdatahash" xmlns:w16sdtfl="http://schemas.microsoft.com/office/word/2024/wordml/sdtformatlock" xmlns:w16se="http://schemas.microsoft.com/office/word/2015/wordml/symex" xmlns:wpg="http://schemas.microsoft.com/office/word/2010/wordprocessingGroup" xmlns:wpi="http://schemas.microsoft.com/office/word/2010/wordprocessingInk" xmlns:wne="http://schemas.microsoft.com/office/word/2006/wordml" xmlns:wps="http://schemas.microsoft.com/office/word/2010/wordprocessingShape" mc:Ignorable="w14 w15 w16se w16cid w16 w16cex w16sdtdh w16sdtfl w16du wp14">
+<w:document xmlns:wpc="http://schemas.microsoft.com/office/word/2010/wordprocessingCanvas" xmlns:cx="http://schemas.microsoft.com/office/drawing/2014/chartex" xmlns:cx1="http://schemas.microsoft.com/office/drawing/2015/9/8/chartex" xmlns:cx2="http://schemas.microsoft.com/office/drawing/2015/10/21/chartex" xmlns:cx3="http://schemas.microsoft.com/office/drawing/2016/5/9/chartex" xmlns:cx4="http://schemas.microsoft.com/office/drawing/2016/5/10/chartex" xmlns:cx5="http://schemas.microsoft.com/office/drawing/2016/5/11/chartex" xmlns:cx6="http://schemas.microsoft.com/office/drawing/2016/5/12/chartex" xmlns:cx7="http://schemas.microsoft.com/office/drawing/2016/5/13/chartex" xmlns:cx8="http://schemas.microsoft.com/office/drawing/2016/5/14/chartex" xmlns:mc="http://schemas.openxmlformats.org/markup-compatibility/2006" xmlns:aink="http://schemas.microsoft.com/office/drawing/2016/ink" xmlns:am3d="http://schemas.microsoft.com/office/drawing/2017/model3d" xmlns:o="urn:schemas-microsoft-com:office:office" xmlns:oel="http://schemas.microsoft.com/office/2019/extlst" xmlns:r="http://schemas.openxmlformats.org/officeDocument/2006/relationships" xmlns:m="http://schemas.openxmlformats.org/officeDocument/2006/math" xmlns:v="urn:schemas-microsoft-com:vml" xmlns:wp14="http://schemas.microsoft.com/office/word/2010/wordprocessingDrawing" xmlns:wp="http://schemas.openxmlformats.org/drawingml/2006/wordprocessingDrawing" xmlns:w10="urn:schemas-microsoft-com:office:word" xmlns:w="http://schemas.openxmlformats.org/wordprocessingml/2006/main" xmlns:w14="http://schemas.microsoft.com/office/word/2010/wordml" xmlns:w15="http://schemas.microsoft.com/office/word/2012/wordml" xmlns:w16cex="http://schemas.microsoft.com/office/word/2018/wordml/cex" xmlns:w16cid="http://schemas.microsoft.com/office/word/2016/wordml/cid" xmlns:w16="http://schemas.microsoft.com/office/word/2018/wordml" xmlns:w16sdtdh="http://schemas.microsoft.com/office/word/2020/wordml/sdtdatahash" xmlns:w16se="http://schemas.microsoft.com/office/word/2015/wordml/symex" xmlns:wpg="http://schemas.microsoft.com/office/word/2010/wordprocessingGroup" xmlns:wpi="http://schemas.microsoft.com/office/word/2010/wordprocessingInk" xmlns:wne="http://schemas.microsoft.com/office/word/2006/wordml" xmlns:wps="http://schemas.microsoft.com/office/word/2010/wordprocessingShape" mc:Ignorable="w14 w15 w16se w16cid w16 w16cex w16sdtdh wp14">
   <w:body>
     <w:p>
       <w:pPr>
@@ -448,42 +448,69 @@
             <w:tcW w:w="1340" w:type="dxa"/>
             <w:vAlign w:val="center"/>
           </w:tcPr>
-          <w:p/>
+          <w:p>
+            <w:r>
+              <w:t>Weeks 3–4</w:t>
+            </w:r>
+          </w:p>
         </w:tc>
         <w:tc>
           <w:tcPr>
             <w:tcW w:w="1282" w:type="dxa"/>
             <w:vAlign w:val="center"/>
           </w:tcPr>
-          <w:p/>
+          <w:p>
+            <w:r>
+              <w:t>June 2025</w:t>
+            </w:r>
+          </w:p>
         </w:tc>
         <w:tc>
           <w:tcPr>
             <w:tcW w:w="1314" w:type="dxa"/>
             <w:vAlign w:val="center"/>
           </w:tcPr>
-          <w:p/>
+          <w:p>
+            <w:r>
+              <w:t>IEEE Xplore</w:t>
+            </w:r>
+          </w:p>
         </w:tc>
         <w:tc>
           <w:tcPr>
             <w:tcW w:w="2409" w:type="dxa"/>
             <w:vAlign w:val="center"/>
           </w:tcPr>
-          <w:p/>
+          <w:p>
+            <w:r>
+              <w:t>“</w:t>
+            </w:r>
+            <w:r>
+              <w:t>Intelligent Transportation Systems vehicular communication"</w:t>
+            </w:r>
+          </w:p>
         </w:tc>
         <w:tc>
           <w:tcPr>
             <w:tcW w:w="1783" w:type="dxa"/>
             <w:vAlign w:val="center"/>
           </w:tcPr>
-          <w:p/>
+          <w:p>
+            <w:r>
+              <w:t>60+</w:t>
+            </w:r>
+          </w:p>
         </w:tc>
         <w:tc>
           <w:tcPr>
             <w:tcW w:w="2024" w:type="dxa"/>
             <w:vAlign w:val="center"/>
           </w:tcPr>
-          <w:p/>
+          <w:p>
+            <w:r>
+              <w:t>2</w:t>
+            </w:r>
+          </w:p>
         </w:tc>
       </w:tr>
     </w:tbl>
@@ -654,7 +681,14 @@
               <w:rPr>
                 <w:b/>
               </w:rPr>
-              <w:t>Strengths and weaknesses</w:t>
+              <w:t xml:space="preserve">Strengths and </w:t>
+            </w:r>
+            <w:r>
+              <w:rPr>
+                <w:b/>
+              </w:rPr>
+              <w:lastRenderedPageBreak/>
+              <w:t>weaknesses</w:t>
             </w:r>
           </w:p>
         </w:tc>
@@ -670,6 +704,7 @@
               <w:rPr>
                 <w:sz w:val="20"/>
               </w:rPr>
+              <w:lastRenderedPageBreak/>
               <w:t xml:space="preserve">     </w:t>
             </w:r>
             <w:r>
@@ -689,6 +724,7 @@
               <w:spacing w:after="160" w:line="278" w:lineRule="auto"/>
             </w:pPr>
             <w:r>
+              <w:lastRenderedPageBreak/>
               <w:t xml:space="preserve">Privacy-preserving learning. </w:t>
             </w:r>
           </w:p>
@@ -701,7 +737,6 @@
               <w:spacing w:after="160" w:line="278" w:lineRule="auto"/>
             </w:pPr>
             <w:r>
-              <w:lastRenderedPageBreak/>
               <w:t xml:space="preserve">Communication efficient. </w:t>
             </w:r>
           </w:p>
@@ -1379,7 +1414,7 @@
 </file>
 
 <file path=word/numbering.xml><?xml version="1.0" encoding="utf-8"?>
-<w:numbering xmlns:wpc="http://schemas.microsoft.com/office/word/2010/wordprocessingCanvas" xmlns:cx="http://schemas.microsoft.com/office/drawing/2014/chartex" xmlns:cx1="http://schemas.microsoft.com/office/drawing/2015/9/8/chartex" xmlns:cx2="http://schemas.microsoft.com/office/drawing/2015/10/21/chartex" xmlns:cx3="http://schemas.microsoft.com/office/drawing/2016/5/9/chartex" xmlns:cx4="http://schemas.microsoft.com/office/drawing/2016/5/10/chartex" xmlns:cx5="http://schemas.microsoft.com/office/drawing/2016/5/11/chartex" xmlns:cx6="http://schemas.microsoft.com/office/drawing/2016/5/12/chartex" xmlns:cx7="http://schemas.microsoft.com/office/drawing/2016/5/13/chartex" xmlns:cx8="http://schemas.microsoft.com/office/drawing/2016/5/14/chartex" xmlns:mc="http://schemas.openxmlformats.org/markup-compatibility/2006" xmlns:aink="http://schemas.microsoft.com/office/drawing/2016/ink" xmlns:am3d="http://schemas.microsoft.com/office/drawing/2017/model3d" xmlns:o="urn:schemas-microsoft-com:office:office" xmlns:oel="http://schemas.microsoft.com/office/2019/extlst" xmlns:r="http://schemas.openxmlformats.org/officeDocument/2006/relationships" xmlns:m="http://schemas.openxmlformats.org/officeDocument/2006/math" xmlns:v="urn:schemas-microsoft-com:vml" xmlns:wp14="http://schemas.microsoft.com/office/word/2010/wordprocessingDrawing" xmlns:wp="http://schemas.openxmlformats.org/drawingml/2006/wordprocessingDrawing" xmlns:w10="urn:schemas-microsoft-com:office:word" xmlns:w="http://schemas.openxmlformats.org/wordprocessingml/2006/main" xmlns:w14="http://schemas.microsoft.com/office/word/2010/wordml" xmlns:w15="http://schemas.microsoft.com/office/word/2012/wordml" xmlns:w16cex="http://schemas.microsoft.com/office/word/2018/wordml/cex" xmlns:w16cid="http://schemas.microsoft.com/office/word/2016/wordml/cid" xmlns:w16="http://schemas.microsoft.com/office/word/2018/wordml" xmlns:w16du="http://schemas.microsoft.com/office/word/2023/wordml/word16du" xmlns:w16sdtdh="http://schemas.microsoft.com/office/word/2020/wordml/sdtdatahash" xmlns:w16sdtfl="http://schemas.microsoft.com/office/word/2024/wordml/sdtformatlock" xmlns:w16se="http://schemas.microsoft.com/office/word/2015/wordml/symex" xmlns:wpg="http://schemas.microsoft.com/office/word/2010/wordprocessingGroup" xmlns:wpi="http://schemas.microsoft.com/office/word/2010/wordprocessingInk" xmlns:wne="http://schemas.microsoft.com/office/word/2006/wordml" xmlns:wps="http://schemas.microsoft.com/office/word/2010/wordprocessingShape" mc:Ignorable="w14 w15 w16se w16cid w16 w16cex w16sdtdh w16sdtfl w16du wp14">
+<w:numbering xmlns:wpc="http://schemas.microsoft.com/office/word/2010/wordprocessingCanvas" xmlns:cx="http://schemas.microsoft.com/office/drawing/2014/chartex" xmlns:cx1="http://schemas.microsoft.com/office/drawing/2015/9/8/chartex" xmlns:cx2="http://schemas.microsoft.com/office/drawing/2015/10/21/chartex" xmlns:cx3="http://schemas.microsoft.com/office/drawing/2016/5/9/chartex" xmlns:cx4="http://schemas.microsoft.com/office/drawing/2016/5/10/chartex" xmlns:cx5="http://schemas.microsoft.com/office/drawing/2016/5/11/chartex" xmlns:cx6="http://schemas.microsoft.com/office/drawing/2016/5/12/chartex" xmlns:cx7="http://schemas.microsoft.com/office/drawing/2016/5/13/chartex" xmlns:cx8="http://schemas.microsoft.com/office/drawing/2016/5/14/chartex" xmlns:mc="http://schemas.openxmlformats.org/markup-compatibility/2006" xmlns:aink="http://schemas.microsoft.com/office/drawing/2016/ink" xmlns:am3d="http://schemas.microsoft.com/office/drawing/2017/model3d" xmlns:o="urn:schemas-microsoft-com:office:office" xmlns:oel="http://schemas.microsoft.com/office/2019/extlst" xmlns:r="http://schemas.openxmlformats.org/officeDocument/2006/relationships" xmlns:m="http://schemas.openxmlformats.org/officeDocument/2006/math" xmlns:v="urn:schemas-microsoft-com:vml" xmlns:wp14="http://schemas.microsoft.com/office/word/2010/wordprocessingDrawing" xmlns:wp="http://schemas.openxmlformats.org/drawingml/2006/wordprocessingDrawing" xmlns:w10="urn:schemas-microsoft-com:office:word" xmlns:w="http://schemas.openxmlformats.org/wordprocessingml/2006/main" xmlns:w14="http://schemas.microsoft.com/office/word/2010/wordml" xmlns:w15="http://schemas.microsoft.com/office/word/2012/wordml" xmlns:w16cex="http://schemas.microsoft.com/office/word/2018/wordml/cex" xmlns:w16cid="http://schemas.microsoft.com/office/word/2016/wordml/cid" xmlns:w16="http://schemas.microsoft.com/office/word/2018/wordml" xmlns:w16sdtdh="http://schemas.microsoft.com/office/word/2020/wordml/sdtdatahash" xmlns:w16se="http://schemas.microsoft.com/office/word/2015/wordml/symex" xmlns:wpg="http://schemas.microsoft.com/office/word/2010/wordprocessingGroup" xmlns:wpi="http://schemas.microsoft.com/office/word/2010/wordprocessingInk" xmlns:wne="http://schemas.microsoft.com/office/word/2006/wordml" xmlns:wps="http://schemas.microsoft.com/office/word/2010/wordprocessingShape" mc:Ignorable="w14 w15 w16se w16cid w16 w16cex w16sdtdh wp14">
   <w:abstractNum w:abstractNumId="0" w15:restartNumberingAfterBreak="0">
     <w:nsid w:val="FFFFFF7C"/>
     <w:multiLevelType w:val="singleLevel"/>
@@ -2190,7 +2225,7 @@
 </file>
 
 <file path=word/styles.xml><?xml version="1.0" encoding="utf-8"?>
-<w:styles xmlns:mc="http://schemas.openxmlformats.org/markup-compatibility/2006" xmlns:r="http://schemas.openxmlformats.org/officeDocument/2006/relationships" xmlns:w="http://schemas.openxmlformats.org/wordprocessingml/2006/main" xmlns:w14="http://schemas.microsoft.com/office/word/2010/wordml" xmlns:w15="http://schemas.microsoft.com/office/word/2012/wordml" xmlns:w16cex="http://schemas.microsoft.com/office/word/2018/wordml/cex" xmlns:w16cid="http://schemas.microsoft.com/office/word/2016/wordml/cid" xmlns:w16="http://schemas.microsoft.com/office/word/2018/wordml" xmlns:w16du="http://schemas.microsoft.com/office/word/2023/wordml/word16du" xmlns:w16sdtdh="http://schemas.microsoft.com/office/word/2020/wordml/sdtdatahash" xmlns:w16sdtfl="http://schemas.microsoft.com/office/word/2024/wordml/sdtformatlock" xmlns:w16se="http://schemas.microsoft.com/office/word/2015/wordml/symex" mc:Ignorable="w14 w15 w16se w16cid w16 w16cex w16sdtdh w16sdtfl w16du">
+<w:styles xmlns:mc="http://schemas.openxmlformats.org/markup-compatibility/2006" xmlns:r="http://schemas.openxmlformats.org/officeDocument/2006/relationships" xmlns:w="http://schemas.openxmlformats.org/wordprocessingml/2006/main" xmlns:w14="http://schemas.microsoft.com/office/word/2010/wordml" xmlns:w15="http://schemas.microsoft.com/office/word/2012/wordml" xmlns:w16cex="http://schemas.microsoft.com/office/word/2018/wordml/cex" xmlns:w16cid="http://schemas.microsoft.com/office/word/2016/wordml/cid" xmlns:w16="http://schemas.microsoft.com/office/word/2018/wordml" xmlns:w16sdtdh="http://schemas.microsoft.com/office/word/2020/wordml/sdtdatahash" xmlns:w16se="http://schemas.microsoft.com/office/word/2015/wordml/symex" mc:Ignorable="w14 w15 w16se w16cid w16 w16cex w16sdtdh">
   <w:docDefaults>
     <w:rPrDefault>
       <w:rPr>
